--- a/aura-documents/output/word/05-client-forms/07-photo-video-testimonial-release.docx
+++ b/aura-documents/output/word/05-client-forms/07-photo-video-testimonial-release.docx
@@ -30,7 +30,7 @@
           <w:color w:val="7A6753"/>
           <w:sz w:val="16"/>
         </w:rPr>
-        <w:t xml:space="preserve">Document No. AUR-FRM-07 · Version 0.1 (Draft) · Owner: General Manager · Effective: </w:t>
+        <w:t xml:space="preserve">Document No. AUR-FRM-07 · Version 0.2 (Draft) · Owner: General Manager · Effective: </w:t>
       </w:r>
       <w:r>
         <w:rPr>
